--- a/Digital Forensics and eDiscovery/CA2-Digital-Forensics-eDiscovery.docx.docx
+++ b/Digital Forensics and eDiscovery/CA2-Digital-Forensics-eDiscovery.docx.docx
@@ -2,6 +2,59 @@
 <file path=word/document.xml><?xml version="1.0" encoding="utf-8"?>
 <w:document xmlns:wpc="http://schemas.microsoft.com/office/word/2010/wordprocessingCanvas" xmlns:cx="http://schemas.microsoft.com/office/drawing/2014/chartex" xmlns:cx1="http://schemas.microsoft.com/office/drawing/2015/9/8/chartex" xmlns:cx2="http://schemas.microsoft.com/office/drawing/2015/10/21/chartex" xmlns:cx3="http://schemas.microsoft.com/office/drawing/2016/5/9/chartex" xmlns:cx4="http://schemas.microsoft.com/office/drawing/2016/5/10/chartex" xmlns:cx5="http://schemas.microsoft.com/office/drawing/2016/5/11/chartex" xmlns:cx6="http://schemas.microsoft.com/office/drawing/2016/5/12/chartex" xmlns:cx7="http://schemas.microsoft.com/office/drawing/2016/5/13/chartex" xmlns:cx8="http://schemas.microsoft.com/office/drawing/2016/5/14/chartex" xmlns:mc="http://schemas.openxmlformats.org/markup-compatibility/2006" xmlns:aink="http://schemas.microsoft.com/office/drawing/2016/ink" xmlns:am3d="http://schemas.microsoft.com/office/drawing/2017/model3d" xmlns:o="urn:schemas-microsoft-com:office:office" xmlns:oel="http://schemas.microsoft.com/office/2019/extlst" xmlns:r="http://schemas.openxmlformats.org/officeDocument/2006/relationships" xmlns:m="http://schemas.openxmlformats.org/officeDocument/2006/math" xmlns:v="urn:schemas-microsoft-com:vml" xmlns:wp14="http://schemas.microsoft.com/office/word/2010/wordprocessingDrawing" xmlns:wp="http://schemas.openxmlformats.org/drawingml/2006/wordprocessingDrawing" xmlns:w10="urn:schemas-microsoft-com:office:word" xmlns:w="http://schemas.openxmlformats.org/wordprocessingml/2006/main" xmlns:w14="http://schemas.microsoft.com/office/word/2010/wordml" xmlns:w15="http://schemas.microsoft.com/office/word/2012/wordml" xmlns:w16cex="http://schemas.microsoft.com/office/word/2018/wordml/cex" xmlns:w16cid="http://schemas.microsoft.com/office/word/2016/wordml/cid" xmlns:w16="http://schemas.microsoft.com/office/word/2018/wordml" xmlns:w16du="http://schemas.microsoft.com/office/word/2023/wordml/word16du" xmlns:w16sdtdh="http://schemas.microsoft.com/office/word/2020/wordml/sdtdatahash" xmlns:w16sdtfl="http://schemas.microsoft.com/office/word/2024/wordml/sdtformatlock" xmlns:w16se="http://schemas.microsoft.com/office/word/2015/wordml/symex" xmlns:wpg="http://schemas.microsoft.com/office/word/2010/wordprocessingGroup" xmlns:wpi="http://schemas.microsoft.com/office/word/2010/wordprocessingInk" xmlns:wne="http://schemas.microsoft.com/office/word/2006/wordml" xmlns:wps="http://schemas.microsoft.com/office/word/2010/wordprocessingShape" mc:Ignorable="w14 w15 w16se w16cid w16 w16cex w16sdtdh w16sdtfl w16du wp14">
   <w:body>
+    <w:p>
+      <w:pPr>
+        <w:spacing w:after="60"/>
+        <w:jc w:val="both"/>
+        <w:rPr>
+          <w:rFonts w:ascii="Times New Roman" w:hAnsi="Times New Roman" w:cs="Times New Roman"/>
+          <w:sz w:val="28"/>
+          <w:szCs w:val="28"/>
+        </w:rPr>
+      </w:pPr>
+      <w:r>
+        <w:rPr>
+          <w:rFonts w:ascii="Times New Roman" w:hAnsi="Times New Roman" w:cs="Times New Roman"/>
+          <w:b/>
+          <w:bCs/>
+          <w:sz w:val="28"/>
+          <w:szCs w:val="28"/>
+        </w:rPr>
+        <w:t>Topic:</w:t>
+      </w:r>
+      <w:r>
+        <w:rPr>
+          <w:rFonts w:ascii="Times New Roman" w:hAnsi="Times New Roman" w:cs="Times New Roman"/>
+          <w:sz w:val="28"/>
+          <w:szCs w:val="28"/>
+        </w:rPr>
+        <w:t xml:space="preserve"> R</w:t>
+      </w:r>
+      <w:r>
+        <w:rPr>
+          <w:rFonts w:ascii="Times New Roman" w:hAnsi="Times New Roman" w:cs="Times New Roman"/>
+          <w:sz w:val="28"/>
+          <w:szCs w:val="28"/>
+        </w:rPr>
+        <w:t xml:space="preserve">esearch the area of Digital Forensics &amp; eDiscovery that use Data Analytics </w:t>
+      </w:r>
+      <w:r>
+        <w:rPr>
+          <w:rFonts w:ascii="Times New Roman" w:hAnsi="Times New Roman" w:cs="Times New Roman"/>
+          <w:sz w:val="28"/>
+          <w:szCs w:val="28"/>
+        </w:rPr>
+        <w:t>and Machine</w:t>
+      </w:r>
+      <w:r>
+        <w:rPr>
+          <w:rFonts w:ascii="Times New Roman" w:hAnsi="Times New Roman" w:cs="Times New Roman"/>
+          <w:sz w:val="28"/>
+          <w:szCs w:val="28"/>
+        </w:rPr>
+        <w:t xml:space="preserve"> Learning</w:t>
+      </w:r>
+    </w:p>
     <w:p>
       <w:pPr>
         <w:pStyle w:val="ListParagraph"/>
@@ -730,6 +783,7 @@
           <w:sz w:val="24"/>
           <w:szCs w:val="24"/>
         </w:rPr>
+        <w:lastRenderedPageBreak/>
         <w:t xml:space="preserve">Frameworks and Digital Forensics: </w:t>
       </w:r>
       <w:r>
@@ -871,7 +925,6 @@
           <w:sz w:val="28"/>
           <w:szCs w:val="28"/>
         </w:rPr>
-        <w:lastRenderedPageBreak/>
         <w:t xml:space="preserve"> </w:t>
       </w:r>
       <w:r>
@@ -1609,7 +1662,16 @@
           <w:sz w:val="24"/>
           <w:szCs w:val="24"/>
         </w:rPr>
-        <w:t xml:space="preserve">Unsupervised learning is about finding patterns in data when we do not know the categories. K-means clustering means the algorithm places documents into K groups by repeatedly assigning each document to the closest “centre” and then updating those centres until things settle. In hierarchical clustering, a tree-like structure is built instead of a fixed group </w:t>
+        <w:t xml:space="preserve">Unsupervised learning is about finding patterns in data when we do not know the categories. K-means clustering means the algorithm places documents into K groups by repeatedly </w:t>
+      </w:r>
+      <w:r>
+        <w:rPr>
+          <w:rFonts w:ascii="Times New Roman" w:hAnsi="Times New Roman" w:cs="Times New Roman"/>
+          <w:sz w:val="24"/>
+          <w:szCs w:val="24"/>
+        </w:rPr>
+        <w:lastRenderedPageBreak/>
+        <w:t xml:space="preserve">assigning each document to the closest “centre” and then updating those centres until things settle. In hierarchical clustering, a tree-like structure is built instead of a fixed group </w:t>
       </w:r>
       <w:r>
         <w:rPr>
@@ -1706,7 +1768,6 @@
           <w:sz w:val="24"/>
           <w:szCs w:val="24"/>
         </w:rPr>
-        <w:lastRenderedPageBreak/>
         <w:t xml:space="preserve">Email Threading: </w:t>
       </w:r>
       <w:r>
@@ -2362,7 +2423,16 @@
           <w:sz w:val="24"/>
           <w:szCs w:val="24"/>
         </w:rPr>
-        <w:t xml:space="preserve"> ML helps analysts to classify threat reports, malware types and detect unusual activities in the network using system logs. These tasks also face same problem of large and mixed data that appear in eDiscovery (Garfinkel 2010). Techniques like name normalization can help identify the attacker aliases and related system logs. Clustering helps analysts see patterns in large collections. However, cybersecurity applications are less standardized than legal TAR and there is less published evidence about high recall and defensible work. This creates weaker consistency across tools and methods.  </w:t>
+        <w:t xml:space="preserve"> ML helps analysts to classify threat reports, malware types and detect unusual activities in the network using system logs. These tasks also face same problem of large and mixed data that appear in eDiscovery (Garfinkel 2010). Techniques like name normalization can help identify the attacker aliases and related system logs. Clustering helps analysts see </w:t>
+      </w:r>
+      <w:r>
+        <w:rPr>
+          <w:rFonts w:ascii="Times New Roman" w:hAnsi="Times New Roman" w:cs="Times New Roman"/>
+          <w:sz w:val="24"/>
+          <w:szCs w:val="24"/>
+        </w:rPr>
+        <w:lastRenderedPageBreak/>
+        <w:t xml:space="preserve">patterns in large collections. However, cybersecurity applications are less standardized than legal TAR and there is less published evidence about high recall and defensible work. This creates weaker consistency across tools and methods.  </w:t>
       </w:r>
     </w:p>
     <w:p>
@@ -2412,7 +2482,6 @@
           <w:sz w:val="20"/>
           <w:szCs w:val="20"/>
         </w:rPr>
-        <w:lastRenderedPageBreak/>
         <w:t xml:space="preserve">Table </w:t>
       </w:r>
       <w:r>
@@ -3447,6 +3516,7 @@
           <w:sz w:val="28"/>
           <w:szCs w:val="28"/>
         </w:rPr>
+        <w:lastRenderedPageBreak/>
         <w:t xml:space="preserve">Conclusion </w:t>
       </w:r>
     </w:p>
@@ -3494,16 +3564,7 @@
           <w:sz w:val="24"/>
           <w:szCs w:val="24"/>
         </w:rPr>
-        <w:t xml:space="preserve">This investigation reveals a field where experimental evidence has beaten professional assumptions. Both fields of Forensics and eDiscovery are facing a challenge of exponential </w:t>
-      </w:r>
-      <w:r>
-        <w:rPr>
-          <w:rFonts w:ascii="Times New Roman" w:hAnsi="Times New Roman" w:cs="Times New Roman"/>
-          <w:sz w:val="24"/>
-          <w:szCs w:val="24"/>
-        </w:rPr>
-        <w:lastRenderedPageBreak/>
-        <w:t xml:space="preserve">growth in digital data and constrained resources so investigators should use the tools with proper governance and guidance </w:t>
+        <w:t xml:space="preserve">This investigation reveals a field where experimental evidence has beaten professional assumptions. Both fields of Forensics and eDiscovery are facing a challenge of exponential growth in digital data and constrained resources so investigators should use the tools with proper governance and guidance </w:t>
       </w:r>
       <w:r>
         <w:rPr>
@@ -3928,6 +3989,7 @@
           <w:sz w:val="24"/>
           <w:szCs w:val="24"/>
         </w:rPr>
+        <w:lastRenderedPageBreak/>
         <w:t xml:space="preserve"> </w:t>
       </w:r>
     </w:p>
@@ -4002,7 +4064,6 @@
           <w:rFonts w:ascii="Times New Roman" w:hAnsi="Times New Roman" w:cs="Times New Roman"/>
           <w:sz w:val="24"/>
         </w:rPr>
-        <w:lastRenderedPageBreak/>
         <w:t xml:space="preserve">Broder, A.Z. (1997) “On the resemblance and containment of documents,” in </w:t>
       </w:r>
       <w:r>
@@ -4729,6 +4790,7 @@
           <w:sz w:val="24"/>
           <w:szCs w:val="24"/>
         </w:rPr>
+        <w:lastRenderedPageBreak/>
         <w:fldChar w:fldCharType="end"/>
       </w:r>
       <w:r>
@@ -4834,7 +4896,6 @@
           <w:lang w:eastAsia="en-IN"/>
           <w14:ligatures w14:val="none"/>
         </w:rPr>
-        <w:lastRenderedPageBreak/>
         <w:t>K</w:t>
       </w:r>
       <w:r>
@@ -11878,7 +11939,6 @@
   <w:style w:type="character" w:default="1" w:styleId="DefaultParagraphFont">
     <w:name w:val="Default Paragraph Font"/>
     <w:uiPriority w:val="1"/>
-    <w:semiHidden/>
     <w:unhideWhenUsed/>
   </w:style>
   <w:style w:type="table" w:default="1" w:styleId="TableNormal">
@@ -12536,7 +12596,9 @@
   <w:rsids>
     <w:rsidRoot w:val="006C569C"/>
     <w:rsid w:val="002E79B3"/>
+    <w:rsid w:val="005B7DE2"/>
     <w:rsid w:val="006C569C"/>
+    <w:rsid w:val="007E2EA2"/>
     <w:rsid w:val="00965FCA"/>
     <w:rsid w:val="0099702A"/>
   </w:rsids>
